--- a/01-精益工具知识库/05-世界级制造方法论/05-卓越运营模型.docx
+++ b/01-精益工具知识库/05-世界级制造方法论/05-卓越运营模型.docx
@@ -2734,7 +2734,7 @@
           <w:b w:val="0"/>
           <w:sz w:val="22"/>
         </w:rPr>
-        <w:t>Fastenal 是紧固件分销行业的标杆。其 VMI（供应商管理库存）模式和自动化分销系统体现了卓越运营的理念。通过精益物流和数字化技术，Fastenal 实现了高效的紧固件分销服务。</w:t>
+        <w:t>Fastenal 是产品分销行业的标杆。其 VMI（供应商管理库存）模式和自动化分销系统体现了卓越运营的理念。通过精益物流和数字化技术，Fastenal 实现了高效的产品分销服务。</w:t>
       </w:r>
     </w:p>
     <w:p>
